--- a/ADG/12장/12장_실습문제_추가서술형.docx
+++ b/ADG/12장/12장_실습문제_추가서술형.docx
@@ -69,7 +69,21 @@
           <w:rFonts w:ascii="맑은 고딕" w:hAnsi="맑은 고딕" w:eastAsia="맑은 고딕"/>
           <w:sz w:val="21"/>
         </w:rPr>
-        <w:t>[추가-02] 보충 로깅이 왜 필요한지 리두의 내용과 연결해 설명하고, `FORCE_LOGGING`과 어떻게 다른지 밝히라.</w:t>
+        <w:t xml:space="preserve">[추가-02] 보충 로깅이 왜 필요한지 리두의 내용과 연결해 설명하고, </w:t>
+      </w:r>
+      <w:r>
+        <w:rPr>
+          <w:rFonts w:ascii="Consolas" w:hAnsi="Consolas" w:eastAsia="맑은 고딕"/>
+          <w:sz w:val="21"/>
+        </w:rPr>
+        <w:t xml:space="preserve">FORCE_LOGGING</w:t>
+      </w:r>
+      <w:r>
+        <w:rPr>
+          <w:rFonts w:ascii="맑은 고딕" w:hAnsi="맑은 고딕" w:eastAsia="맑은 고딕"/>
+          <w:sz w:val="21"/>
+        </w:rPr>
+        <w:t xml:space="preserve">과 어떻게 다른지 밝히라.</w:t>
       </w:r>
     </w:p>
     <w:p>
@@ -96,7 +110,35 @@
           <w:rFonts w:ascii="맑은 고딕" w:hAnsi="맑은 고딕" w:eastAsia="맑은 고딕"/>
           <w:sz w:val="21"/>
         </w:rPr>
-        <w:t>[추가-03] `DBMS_LOGSTDBY.BUILD`가 하는 일을 세 가지 이상 들고 각각을 실측값으로 뒷받침하라. `IMPLICIT`이라는 값의 의미도 포함한다.</w:t>
+        <w:t xml:space="preserve">[추가-03] </w:t>
+      </w:r>
+      <w:r>
+        <w:rPr>
+          <w:rFonts w:ascii="Consolas" w:hAnsi="Consolas" w:eastAsia="맑은 고딕"/>
+          <w:sz w:val="21"/>
+        </w:rPr>
+        <w:t xml:space="preserve">DBMS_LOGSTDBY.BUILD</w:t>
+      </w:r>
+      <w:r>
+        <w:rPr>
+          <w:rFonts w:ascii="맑은 고딕" w:hAnsi="맑은 고딕" w:eastAsia="맑은 고딕"/>
+          <w:sz w:val="21"/>
+        </w:rPr>
+        <w:t xml:space="preserve">가 하는 일을 세 가지 이상 들고 각각을 실측값으로 뒷받침하라. </w:t>
+      </w:r>
+      <w:r>
+        <w:rPr>
+          <w:rFonts w:ascii="Consolas" w:hAnsi="Consolas" w:eastAsia="맑은 고딕"/>
+          <w:sz w:val="21"/>
+        </w:rPr>
+        <w:t xml:space="preserve">IMPLICIT</w:t>
+      </w:r>
+      <w:r>
+        <w:rPr>
+          <w:rFonts w:ascii="맑은 고딕" w:hAnsi="맑은 고딕" w:eastAsia="맑은 고딕"/>
+          <w:sz w:val="21"/>
+        </w:rPr>
+        <w:t xml:space="preserve">이라는 값의 의미도 포함한다.</w:t>
       </w:r>
     </w:p>
     <w:p>
@@ -266,7 +308,21 @@
           <w:rFonts w:ascii="맑은 고딕" w:hAnsi="맑은 고딕" w:eastAsia="맑은 고딕"/>
           <w:sz w:val="21"/>
         </w:rPr>
-        <w:t>[추가-09] `ALTER DATABASE RECOVER TO LOGICAL STANDBY KEEP IDENTITY`가 몇십 분째 끝나지 않는다. 원인을 진단하는 절차와 조치를 제시하고, 애초에 무엇을 잘못했는지 밝히라.</w:t>
+        <w:t xml:space="preserve">[추가-09] </w:t>
+      </w:r>
+      <w:r>
+        <w:rPr>
+          <w:rFonts w:ascii="Consolas" w:hAnsi="Consolas" w:eastAsia="맑은 고딕"/>
+          <w:sz w:val="21"/>
+        </w:rPr>
+        <w:t xml:space="preserve">ALTER DATABASE RECOVER TO LOGICAL STANDBY KEEP IDENTITY</w:t>
+      </w:r>
+      <w:r>
+        <w:rPr>
+          <w:rFonts w:ascii="맑은 고딕" w:hAnsi="맑은 고딕" w:eastAsia="맑은 고딕"/>
+          <w:sz w:val="21"/>
+        </w:rPr>
+        <w:t xml:space="preserve">가 몇십 분째 끝나지 않는다. 원인을 진단하는 절차와 조치를 제시하고, 애초에 무엇을 잘못했는지 밝히라.</w:t>
       </w:r>
     </w:p>
     <w:p>
@@ -293,7 +349,35 @@
           <w:rFonts w:ascii="맑은 고딕" w:hAnsi="맑은 고딕" w:eastAsia="맑은 고딕"/>
           <w:sz w:val="21"/>
         </w:rPr>
-        <w:t>[추가-10] Primary에서 `system` 스키마에 만든 테이블이 Logical Standby에 나타나지 않는다. 원인과 근거 뷰를 제시하고, 왜 `UNSKIP`으로 푸는 것이 권장되지 않는지 설명하라.</w:t>
+        <w:t xml:space="preserve">[추가-10] Primary에서 </w:t>
+      </w:r>
+      <w:r>
+        <w:rPr>
+          <w:rFonts w:ascii="Consolas" w:hAnsi="Consolas" w:eastAsia="맑은 고딕"/>
+          <w:sz w:val="21"/>
+        </w:rPr>
+        <w:t xml:space="preserve">system</w:t>
+      </w:r>
+      <w:r>
+        <w:rPr>
+          <w:rFonts w:ascii="맑은 고딕" w:hAnsi="맑은 고딕" w:eastAsia="맑은 고딕"/>
+          <w:sz w:val="21"/>
+        </w:rPr>
+        <w:t xml:space="preserve"> 스키마에 만든 테이블이 Logical Standby에 나타나지 않는다. 원인과 근거 뷰를 제시하고, 왜 </w:t>
+      </w:r>
+      <w:r>
+        <w:rPr>
+          <w:rFonts w:ascii="Consolas" w:hAnsi="Consolas" w:eastAsia="맑은 고딕"/>
+          <w:sz w:val="21"/>
+        </w:rPr>
+        <w:t xml:space="preserve">UNSKIP</w:t>
+      </w:r>
+      <w:r>
+        <w:rPr>
+          <w:rFonts w:ascii="맑은 고딕" w:hAnsi="맑은 고딕" w:eastAsia="맑은 고딕"/>
+          <w:sz w:val="21"/>
+        </w:rPr>
+        <w:t xml:space="preserve">으로 푸는 것이 권장되지 않는지 설명하라.</w:t>
       </w:r>
     </w:p>
     <w:p>
@@ -320,7 +404,35 @@
           <w:rFonts w:ascii="맑은 고딕" w:hAnsi="맑은 고딕" w:eastAsia="맑은 고딕"/>
           <w:sz w:val="21"/>
         </w:rPr>
-        <w:t>[추가-11] SQL Apply가 `SQL APPLY NOT ON`이 되었고 `DBA_LOGSTDBY_EVENTS`에 ORA-26676이 있다. 원인·조치·재발 방지를 순서대로 서술하라.</w:t>
+        <w:t xml:space="preserve">[추가-11] SQL Apply가 </w:t>
+      </w:r>
+      <w:r>
+        <w:rPr>
+          <w:rFonts w:ascii="Consolas" w:hAnsi="Consolas" w:eastAsia="맑은 고딕"/>
+          <w:sz w:val="21"/>
+        </w:rPr>
+        <w:t xml:space="preserve">SQL APPLY NOT ON</w:t>
+      </w:r>
+      <w:r>
+        <w:rPr>
+          <w:rFonts w:ascii="맑은 고딕" w:hAnsi="맑은 고딕" w:eastAsia="맑은 고딕"/>
+          <w:sz w:val="21"/>
+        </w:rPr>
+        <w:t xml:space="preserve">이 되었고 </w:t>
+      </w:r>
+      <w:r>
+        <w:rPr>
+          <w:rFonts w:ascii="Consolas" w:hAnsi="Consolas" w:eastAsia="맑은 고딕"/>
+          <w:sz w:val="21"/>
+        </w:rPr>
+        <w:t xml:space="preserve">DBA_LOGSTDBY_EVENTS</w:t>
+      </w:r>
+      <w:r>
+        <w:rPr>
+          <w:rFonts w:ascii="맑은 고딕" w:hAnsi="맑은 고딕" w:eastAsia="맑은 고딕"/>
+          <w:sz w:val="21"/>
+        </w:rPr>
+        <w:t xml:space="preserve">에 ORA-26676이 있다. 원인·조치·재발 방지를 순서대로 서술하라.</w:t>
       </w:r>
     </w:p>
     <w:p>
@@ -374,7 +486,21 @@
           <w:rFonts w:ascii="맑은 고딕" w:hAnsi="맑은 고딕" w:eastAsia="맑은 고딕"/>
           <w:sz w:val="21"/>
         </w:rPr>
-        <w:t>[추가-13] `DBMS_LOGSTDBY.INSTANTIATE_TABLE`이 ORA-31631로 실패했고, 확인해 보니 대상 테이블이 사라져 있다. 무슨 일이 일어난 것인지 설명하고 복구 방법과 재발 방지책을 쓰라.</w:t>
+        <w:t xml:space="preserve">[추가-13] </w:t>
+      </w:r>
+      <w:r>
+        <w:rPr>
+          <w:rFonts w:ascii="Consolas" w:hAnsi="Consolas" w:eastAsia="맑은 고딕"/>
+          <w:sz w:val="21"/>
+        </w:rPr>
+        <w:t xml:space="preserve">DBMS_LOGSTDBY.INSTANTIATE_TABLE</w:t>
+      </w:r>
+      <w:r>
+        <w:rPr>
+          <w:rFonts w:ascii="맑은 고딕" w:hAnsi="맑은 고딕" w:eastAsia="맑은 고딕"/>
+          <w:sz w:val="21"/>
+        </w:rPr>
+        <w:t xml:space="preserve">이 ORA-31631로 실패했고, 확인해 보니 대상 테이블이 사라져 있다. 무슨 일이 일어난 것인지 설명하고 복구 방법과 재발 방지책을 쓰라.</w:t>
       </w:r>
     </w:p>
     <w:p>
@@ -401,7 +527,21 @@
           <w:rFonts w:ascii="맑은 고딕" w:hAnsi="맑은 고딕" w:eastAsia="맑은 고딕"/>
           <w:sz w:val="21"/>
         </w:rPr>
-        <w:t>[추가-14] `DBMS_LOGSTDBY.APPLY_UNSET('MAX_SERVERS')`가 ORA-16081을 냈다. 원인을 프로세스 구성과 연결해 설명하고 올바른 순서를 제시하라.</w:t>
+        <w:t xml:space="preserve">[추가-14] </w:t>
+      </w:r>
+      <w:r>
+        <w:rPr>
+          <w:rFonts w:ascii="Consolas" w:hAnsi="Consolas" w:eastAsia="맑은 고딕"/>
+          <w:sz w:val="21"/>
+        </w:rPr>
+        <w:t xml:space="preserve">DBMS_LOGSTDBY.APPLY_UNSET('MAX_SERVERS')</w:t>
+      </w:r>
+      <w:r>
+        <w:rPr>
+          <w:rFonts w:ascii="맑은 고딕" w:hAnsi="맑은 고딕" w:eastAsia="맑은 고딕"/>
+          <w:sz w:val="21"/>
+        </w:rPr>
+        <w:t xml:space="preserve">가 ORA-16081을 냈다. 원인을 프로세스 구성과 연결해 설명하고 올바른 순서를 제시하라.</w:t>
       </w:r>
     </w:p>
     <w:p>
@@ -584,6 +724,8 @@
       </w:r>
     </w:p>
     <w:sectPr>
+      <w:headerReference w:type="default" r:id="rId9"/>
+      <w:footerReference w:type="default" r:id="rId10"/>
       <w:pgSz w:w="12240" w:h="15840"/>
       <w:pgMar w:top="1440" w:right="1800" w:bottom="1440" w:left="1800" w:header="720" w:footer="720" w:gutter="0"/>
       <w:cols w:space="720"/>
@@ -591,6 +733,26 @@
     </w:sectPr>
   </w:body>
 </w:document>
+</file>
+
+<file path=word/footer1.xml><?xml version="1.0" encoding="utf-8"?>
+<w:ftr xmlns:m="http://schemas.openxmlformats.org/officeDocument/2006/math" xmlns:mc="http://schemas.openxmlformats.org/markup-compatibility/2006" xmlns:mo="http://schemas.microsoft.com/office/mac/office/2008/main" xmlns:mv="urn:schemas-microsoft-com:mac:vml" xmlns:o="urn:schemas-microsoft-com:office:office" xmlns:r="http://schemas.openxmlformats.org/officeDocument/2006/relationships" xmlns:v="urn:schemas-microsoft-com:vml" xmlns:w10="urn:schemas-microsoft-com:office:word" xmlns:w14="http://schemas.microsoft.com/office/word/2010/wordml" xmlns:w="http://schemas.openxmlformats.org/wordprocessingml/2006/main" xmlns:wne="http://schemas.microsoft.com/office/word/2006/wordml" xmlns:wp14="http://schemas.microsoft.com/office/word/2010/wordprocessingDrawing" xmlns:wp="http://schemas.openxmlformats.org/drawingml/2006/wordprocessingDrawing" xmlns:wpc="http://schemas.microsoft.com/office/word/2010/wordprocessingCanvas" xmlns:wpg="http://schemas.microsoft.com/office/word/2010/wordprocessingGroup" xmlns:wpi="http://schemas.microsoft.com/office/word/2010/wordprocessingInk" xmlns:wps="http://schemas.microsoft.com/office/word/2010/wordprocessingShape" mc:Ignorable="w14 wp14">
+  <w:p>
+    <w:pPr>
+      <w:pStyle w:val="Footer"/>
+    </w:pPr>
+  </w:p>
+</w:ftr>
+</file>
+
+<file path=word/header1.xml><?xml version="1.0" encoding="utf-8"?>
+<w:hdr xmlns:m="http://schemas.openxmlformats.org/officeDocument/2006/math" xmlns:mc="http://schemas.openxmlformats.org/markup-compatibility/2006" xmlns:mo="http://schemas.microsoft.com/office/mac/office/2008/main" xmlns:mv="urn:schemas-microsoft-com:mac:vml" xmlns:o="urn:schemas-microsoft-com:office:office" xmlns:r="http://schemas.openxmlformats.org/officeDocument/2006/relationships" xmlns:v="urn:schemas-microsoft-com:vml" xmlns:w10="urn:schemas-microsoft-com:office:word" xmlns:w14="http://schemas.microsoft.com/office/word/2010/wordml" xmlns:w="http://schemas.openxmlformats.org/wordprocessingml/2006/main" xmlns:wne="http://schemas.microsoft.com/office/word/2006/wordml" xmlns:wp14="http://schemas.microsoft.com/office/word/2010/wordprocessingDrawing" xmlns:wp="http://schemas.openxmlformats.org/drawingml/2006/wordprocessingDrawing" xmlns:wpc="http://schemas.microsoft.com/office/word/2010/wordprocessingCanvas" xmlns:wpg="http://schemas.microsoft.com/office/word/2010/wordprocessingGroup" xmlns:wpi="http://schemas.microsoft.com/office/word/2010/wordprocessingInk" xmlns:wps="http://schemas.microsoft.com/office/word/2010/wordprocessingShape" mc:Ignorable="w14 wp14">
+  <w:p>
+    <w:pPr>
+      <w:pStyle w:val="Header"/>
+    </w:pPr>
+  </w:p>
+</w:hdr>
 </file>
 
 <file path=word/numbering.xml><?xml version="1.0" encoding="utf-8"?>
